--- a/Интеллектуальный анализ данных/Лабораторные работы/ЛР5/Лабораторная работа 5_2.docx
+++ b/Интеллектуальный анализ данных/Лабораторные работы/ЛР5/Лабораторная работа 5_2.docx
@@ -110,23 +110,7 @@
         <w:pStyle w:val="a5"/>
       </w:pPr>
       <w:r>
-        <w:t xml:space="preserve">По построенной модели необходимо вывести важные показатели для оценки ее качества: матрицу неточностей на обучающей выборке, ошибку распознавания и расстояние </w:t>
-      </w:r>
-      <w:proofErr w:type="spellStart"/>
-      <w:r>
-        <w:t>Махалонобиса</w:t>
-      </w:r>
-      <w:proofErr w:type="spellEnd"/>
-      <w:r>
-        <w:t xml:space="preserve"> между </w:t>
-      </w:r>
-      <w:proofErr w:type="spellStart"/>
-      <w:r>
-        <w:t>центроидами</w:t>
-      </w:r>
-      <w:proofErr w:type="spellEnd"/>
-      <w:r>
-        <w:t xml:space="preserve"> двух классов </w:t>
+        <w:t xml:space="preserve">По построенной модели необходимо вывести важные показатели для оценки ее качества: матрицу неточностей на обучающей выборке, ошибку распознавания и расстояние Махалонобиса между центроидами двух классов </w:t>
       </w:r>
     </w:p>
     <w:p>
@@ -150,15 +134,7 @@
         <w:pStyle w:val="a5"/>
       </w:pPr>
       <w:r>
-        <w:t xml:space="preserve">3. Вывести показатели оценки качества построенной модели: матрица неточностей, ошибку распознавания, расстояние </w:t>
-      </w:r>
-      <w:proofErr w:type="spellStart"/>
-      <w:r>
-        <w:t>Махалонобиса</w:t>
-      </w:r>
-      <w:proofErr w:type="spellEnd"/>
-      <w:r>
-        <w:t xml:space="preserve">. </w:t>
+        <w:t xml:space="preserve">3. Вывести показатели оценки качества построенной модели: матрица неточностей, ошибку распознавания, расстояние Махалонобиса. </w:t>
       </w:r>
     </w:p>
     <w:p>
@@ -172,9 +148,6 @@
     <w:p>
       <w:pPr>
         <w:pStyle w:val="a5"/>
-        <w:rPr>
-          <w:lang w:val="en-US"/>
-        </w:rPr>
       </w:pPr>
       <w:r>
         <w:t>5. Добавить в исходную выборку данные без классификации и используя дискриминантный анализ провести классификацию.</w:t>
@@ -183,9 +156,6 @@
     <w:p>
       <w:pPr>
         <w:pStyle w:val="a5"/>
-        <w:rPr>
-          <w:lang w:val="en-US"/>
-        </w:rPr>
       </w:pPr>
     </w:p>
     <w:p>
@@ -247,11 +217,14 @@
         <w:jc w:val="center"/>
       </w:pPr>
       <w:r>
+        <w:rPr>
+          <w:lang w:val="en-US"/>
+        </w:rPr>
         <w:drawing>
-          <wp:inline distT="0" distB="0" distL="0" distR="0" wp14:anchorId="7640FE15" wp14:editId="314C2633">
-            <wp:extent cx="5940425" cy="1508125"/>
+          <wp:inline distT="0" distB="0" distL="0" distR="0" wp14:anchorId="42996A7A" wp14:editId="7A4B3743">
+            <wp:extent cx="5940425" cy="2084070"/>
             <wp:effectExtent l="0" t="0" r="3175" b="0"/>
-            <wp:docPr id="1017946907" name="Рисунок 1"/>
+            <wp:docPr id="413838475" name="Рисунок 1"/>
             <wp:cNvGraphicFramePr>
               <a:graphicFrameLocks xmlns:a="http://schemas.openxmlformats.org/drawingml/2006/main" noChangeAspect="1"/>
             </wp:cNvGraphicFramePr>
@@ -259,7 +232,7 @@
               <a:graphicData uri="http://schemas.openxmlformats.org/drawingml/2006/picture">
                 <pic:pic xmlns:pic="http://schemas.openxmlformats.org/drawingml/2006/picture">
                   <pic:nvPicPr>
-                    <pic:cNvPr id="1017946907" name=""/>
+                    <pic:cNvPr id="413838475" name=""/>
                     <pic:cNvPicPr/>
                   </pic:nvPicPr>
                   <pic:blipFill>
@@ -271,7 +244,7 @@
                   <pic:spPr>
                     <a:xfrm>
                       <a:off x="0" y="0"/>
-                      <a:ext cx="5940425" cy="1508125"/>
+                      <a:ext cx="5940425" cy="2084070"/>
                     </a:xfrm>
                     <a:prstGeom prst="rect">
                       <a:avLst/>
@@ -369,6 +342,582 @@
         <w:pStyle w:val="a5"/>
         <w:ind w:firstLine="0"/>
       </w:pPr>
+    </w:p>
+    <w:p>
+      <w:pPr>
+        <w:pStyle w:val="a5"/>
+        <w:ind w:firstLine="0"/>
+        <w:jc w:val="center"/>
+        <w:rPr>
+          <w:lang w:val="en-US"/>
+        </w:rPr>
+      </w:pPr>
+      <w:r>
+        <w:drawing>
+          <wp:inline distT="0" distB="0" distL="0" distR="0" wp14:anchorId="28205D0B" wp14:editId="7C9E441C">
+            <wp:extent cx="3115110" cy="2276793"/>
+            <wp:effectExtent l="0" t="0" r="9525" b="9525"/>
+            <wp:docPr id="573088114" name="Рисунок 1"/>
+            <wp:cNvGraphicFramePr>
+              <a:graphicFrameLocks xmlns:a="http://schemas.openxmlformats.org/drawingml/2006/main" noChangeAspect="1"/>
+            </wp:cNvGraphicFramePr>
+            <a:graphic xmlns:a="http://schemas.openxmlformats.org/drawingml/2006/main">
+              <a:graphicData uri="http://schemas.openxmlformats.org/drawingml/2006/picture">
+                <pic:pic xmlns:pic="http://schemas.openxmlformats.org/drawingml/2006/picture">
+                  <pic:nvPicPr>
+                    <pic:cNvPr id="573088114" name=""/>
+                    <pic:cNvPicPr/>
+                  </pic:nvPicPr>
+                  <pic:blipFill>
+                    <a:blip r:embed="rId5"/>
+                    <a:stretch>
+                      <a:fillRect/>
+                    </a:stretch>
+                  </pic:blipFill>
+                  <pic:spPr>
+                    <a:xfrm>
+                      <a:off x="0" y="0"/>
+                      <a:ext cx="3115110" cy="2276793"/>
+                    </a:xfrm>
+                    <a:prstGeom prst="rect">
+                      <a:avLst/>
+                    </a:prstGeom>
+                  </pic:spPr>
+                </pic:pic>
+              </a:graphicData>
+            </a:graphic>
+          </wp:inline>
+        </w:drawing>
+      </w:r>
+    </w:p>
+    <w:p>
+      <w:pPr>
+        <w:pStyle w:val="a5"/>
+        <w:ind w:firstLine="0"/>
+        <w:jc w:val="center"/>
+      </w:pPr>
+      <w:r>
+        <w:t>Рисунок 2 – Результат дискриминантного анализа</w:t>
+      </w:r>
+    </w:p>
+    <w:p>
+      <w:pPr>
+        <w:pStyle w:val="a5"/>
+        <w:ind w:firstLine="0"/>
+      </w:pPr>
+    </w:p>
+    <w:p>
+      <w:pPr>
+        <w:pStyle w:val="a5"/>
+        <w:ind w:firstLine="0"/>
+        <w:rPr>
+          <w:lang w:val="en-US"/>
+        </w:rPr>
+      </w:pPr>
+      <w:r>
+        <w:tab/>
+        <w:t>Исходя из результатов (Рисунок 2) составляем формулу</w:t>
+      </w:r>
+      <w:r>
+        <w:t>:</w:t>
+      </w:r>
+    </w:p>
+    <w:p>
+      <w:pPr>
+        <w:pStyle w:val="a5"/>
+        <w:ind w:firstLine="0"/>
+        <w:rPr>
+          <w:lang w:val="en-US"/>
+        </w:rPr>
+      </w:pPr>
+    </w:p>
+    <w:p>
+      <w:pPr>
+        <w:pStyle w:val="a5"/>
+        <w:ind w:firstLine="0"/>
+        <w:jc w:val="center"/>
+        <w:rPr>
+          <w:rFonts w:eastAsiaTheme="minorEastAsia"/>
+          <w:i/>
+          <w:lang w:val="en-US"/>
+        </w:rPr>
+      </w:pPr>
+      <m:oMathPara>
+        <m:oMath>
+          <m:r>
+            <w:rPr>
+              <w:rFonts w:ascii="Cambria Math" w:hAnsi="Cambria Math"/>
+              <w:lang w:val="en-US"/>
+            </w:rPr>
+            <m:t>z</m:t>
+          </m:r>
+          <m:d>
+            <m:dPr>
+              <m:ctrlPr>
+                <w:rPr>
+                  <w:rFonts w:ascii="Cambria Math" w:hAnsi="Cambria Math"/>
+                  <w:i/>
+                  <w:lang w:val="en-US"/>
+                </w:rPr>
+              </m:ctrlPr>
+            </m:dPr>
+            <m:e>
+              <m:r>
+                <w:rPr>
+                  <w:rFonts w:ascii="Cambria Math" w:hAnsi="Cambria Math"/>
+                  <w:lang w:val="en-US"/>
+                </w:rPr>
+                <m:t>x</m:t>
+              </m:r>
+            </m:e>
+          </m:d>
+          <m:r>
+            <w:rPr>
+              <w:rFonts w:ascii="Cambria Math" w:hAnsi="Cambria Math"/>
+              <w:lang w:val="en-US"/>
+            </w:rPr>
+            <m:t>=0.0002</m:t>
+          </m:r>
+          <m:sSub>
+            <m:sSubPr>
+              <m:ctrlPr>
+                <w:rPr>
+                  <w:rFonts w:ascii="Cambria Math" w:hAnsi="Cambria Math"/>
+                  <w:i/>
+                  <w:lang w:val="en-US"/>
+                </w:rPr>
+              </m:ctrlPr>
+            </m:sSubPr>
+            <m:e>
+              <m:r>
+                <w:rPr>
+                  <w:rFonts w:ascii="Cambria Math" w:hAnsi="Cambria Math"/>
+                  <w:lang w:val="en-US"/>
+                </w:rPr>
+                <m:t>∙x</m:t>
+              </m:r>
+            </m:e>
+            <m:sub>
+              <m:r>
+                <w:rPr>
+                  <w:rFonts w:ascii="Cambria Math" w:hAnsi="Cambria Math"/>
+                  <w:lang w:val="en-US"/>
+                </w:rPr>
+                <m:t>1</m:t>
+              </m:r>
+            </m:sub>
+          </m:sSub>
+        </m:oMath>
+      </m:oMathPara>
+    </w:p>
+    <w:p>
+      <w:pPr>
+        <w:pStyle w:val="a5"/>
+        <w:ind w:firstLine="0"/>
+        <w:rPr>
+          <w:rFonts w:eastAsiaTheme="minorEastAsia"/>
+          <w:iCs/>
+        </w:rPr>
+      </w:pPr>
+      <w:r>
+        <w:rPr>
+          <w:rFonts w:eastAsiaTheme="minorEastAsia"/>
+          <w:i/>
+        </w:rPr>
+        <w:lastRenderedPageBreak/>
+        <w:tab/>
+      </w:r>
+      <w:r>
+        <w:rPr>
+          <w:rFonts w:eastAsiaTheme="minorEastAsia"/>
+          <w:iCs/>
+        </w:rPr>
+        <w:t xml:space="preserve">3. </w:t>
+      </w:r>
+      <w:r>
+        <w:rPr>
+          <w:rFonts w:eastAsiaTheme="minorEastAsia"/>
+          <w:iCs/>
+        </w:rPr>
+        <w:t>Вывести показатели оценки качества построенной модели</w:t>
+      </w:r>
+      <w:r>
+        <w:rPr>
+          <w:rFonts w:eastAsiaTheme="minorEastAsia"/>
+          <w:iCs/>
+        </w:rPr>
+        <w:t>.</w:t>
+      </w:r>
+    </w:p>
+    <w:p>
+      <w:pPr>
+        <w:pStyle w:val="a5"/>
+        <w:ind w:firstLine="0"/>
+        <w:rPr>
+          <w:rFonts w:eastAsiaTheme="minorEastAsia"/>
+          <w:iCs/>
+        </w:rPr>
+      </w:pPr>
+    </w:p>
+    <w:p>
+      <w:pPr>
+        <w:pStyle w:val="a5"/>
+        <w:ind w:firstLine="0"/>
+        <w:jc w:val="center"/>
+        <w:rPr>
+          <w:i/>
+        </w:rPr>
+      </w:pPr>
+      <w:r>
+        <w:rPr>
+          <w:i/>
+          <w:lang w:val="en-US"/>
+        </w:rPr>
+        <w:drawing>
+          <wp:inline distT="0" distB="0" distL="0" distR="0" wp14:anchorId="614DC942" wp14:editId="6DEC1901">
+            <wp:extent cx="5940425" cy="725170"/>
+            <wp:effectExtent l="0" t="0" r="3175" b="0"/>
+            <wp:docPr id="609750807" name="Рисунок 1"/>
+            <wp:cNvGraphicFramePr>
+              <a:graphicFrameLocks xmlns:a="http://schemas.openxmlformats.org/drawingml/2006/main" noChangeAspect="1"/>
+            </wp:cNvGraphicFramePr>
+            <a:graphic xmlns:a="http://schemas.openxmlformats.org/drawingml/2006/main">
+              <a:graphicData uri="http://schemas.openxmlformats.org/drawingml/2006/picture">
+                <pic:pic xmlns:pic="http://schemas.openxmlformats.org/drawingml/2006/picture">
+                  <pic:nvPicPr>
+                    <pic:cNvPr id="609750807" name=""/>
+                    <pic:cNvPicPr/>
+                  </pic:nvPicPr>
+                  <pic:blipFill>
+                    <a:blip r:embed="rId6"/>
+                    <a:stretch>
+                      <a:fillRect/>
+                    </a:stretch>
+                  </pic:blipFill>
+                  <pic:spPr>
+                    <a:xfrm>
+                      <a:off x="0" y="0"/>
+                      <a:ext cx="5940425" cy="725170"/>
+                    </a:xfrm>
+                    <a:prstGeom prst="rect">
+                      <a:avLst/>
+                    </a:prstGeom>
+                  </pic:spPr>
+                </pic:pic>
+              </a:graphicData>
+            </a:graphic>
+          </wp:inline>
+        </w:drawing>
+      </w:r>
+    </w:p>
+    <w:p>
+      <w:pPr>
+        <w:pStyle w:val="a5"/>
+        <w:ind w:firstLine="0"/>
+        <w:jc w:val="center"/>
+        <w:rPr>
+          <w:iCs/>
+        </w:rPr>
+      </w:pPr>
+      <w:r>
+        <w:rPr>
+          <w:iCs/>
+        </w:rPr>
+        <w:t>Рисунок</w:t>
+      </w:r>
+      <w:r>
+        <w:rPr>
+          <w:iCs/>
+        </w:rPr>
+        <w:t xml:space="preserve"> 3</w:t>
+      </w:r>
+      <w:r>
+        <w:rPr>
+          <w:iCs/>
+        </w:rPr>
+        <w:t xml:space="preserve"> – М</w:t>
+      </w:r>
+      <w:r>
+        <w:rPr>
+          <w:iCs/>
+        </w:rPr>
+        <w:t>атрица неточностей</w:t>
+      </w:r>
+    </w:p>
+    <w:p>
+      <w:pPr>
+        <w:pStyle w:val="a5"/>
+        <w:ind w:firstLine="0"/>
+        <w:jc w:val="center"/>
+        <w:rPr>
+          <w:i/>
+          <w:lang w:val="en-US"/>
+        </w:rPr>
+      </w:pPr>
+    </w:p>
+    <w:p>
+      <w:pPr>
+        <w:pStyle w:val="a5"/>
+        <w:ind w:firstLine="0"/>
+        <w:jc w:val="center"/>
+        <w:rPr>
+          <w:i/>
+        </w:rPr>
+      </w:pPr>
+      <w:r>
+        <w:rPr>
+          <w:i/>
+          <w:lang w:val="en-US"/>
+        </w:rPr>
+        <w:drawing>
+          <wp:inline distT="0" distB="0" distL="0" distR="0" wp14:anchorId="6A7F825C" wp14:editId="38B8E701">
+            <wp:extent cx="4610743" cy="2267266"/>
+            <wp:effectExtent l="0" t="0" r="0" b="0"/>
+            <wp:docPr id="174645253" name="Рисунок 1"/>
+            <wp:cNvGraphicFramePr>
+              <a:graphicFrameLocks xmlns:a="http://schemas.openxmlformats.org/drawingml/2006/main" noChangeAspect="1"/>
+            </wp:cNvGraphicFramePr>
+            <a:graphic xmlns:a="http://schemas.openxmlformats.org/drawingml/2006/main">
+              <a:graphicData uri="http://schemas.openxmlformats.org/drawingml/2006/picture">
+                <pic:pic xmlns:pic="http://schemas.openxmlformats.org/drawingml/2006/picture">
+                  <pic:nvPicPr>
+                    <pic:cNvPr id="174645253" name=""/>
+                    <pic:cNvPicPr/>
+                  </pic:nvPicPr>
+                  <pic:blipFill>
+                    <a:blip r:embed="rId7"/>
+                    <a:stretch>
+                      <a:fillRect/>
+                    </a:stretch>
+                  </pic:blipFill>
+                  <pic:spPr>
+                    <a:xfrm>
+                      <a:off x="0" y="0"/>
+                      <a:ext cx="4610743" cy="2267266"/>
+                    </a:xfrm>
+                    <a:prstGeom prst="rect">
+                      <a:avLst/>
+                    </a:prstGeom>
+                  </pic:spPr>
+                </pic:pic>
+              </a:graphicData>
+            </a:graphic>
+          </wp:inline>
+        </w:drawing>
+      </w:r>
+    </w:p>
+    <w:p>
+      <w:pPr>
+        <w:pStyle w:val="a5"/>
+        <w:ind w:firstLine="0"/>
+        <w:jc w:val="center"/>
+        <w:rPr>
+          <w:iCs/>
+        </w:rPr>
+      </w:pPr>
+      <w:r>
+        <w:rPr>
+          <w:iCs/>
+        </w:rPr>
+        <w:t>Рисунок 4 - О</w:t>
+      </w:r>
+      <w:r>
+        <w:rPr>
+          <w:iCs/>
+        </w:rPr>
+        <w:t>шибку распознавания</w:t>
+      </w:r>
+      <w:r>
+        <w:rPr>
+          <w:iCs/>
+        </w:rPr>
+        <w:t xml:space="preserve"> и </w:t>
+      </w:r>
+      <w:r>
+        <w:rPr>
+          <w:iCs/>
+        </w:rPr>
+        <w:t>расстояние Махалонобиса</w:t>
+      </w:r>
+    </w:p>
+    <w:p>
+      <w:pPr>
+        <w:pStyle w:val="a5"/>
+        <w:ind w:firstLine="0"/>
+      </w:pPr>
+    </w:p>
+    <w:p>
+      <w:pPr>
+        <w:pStyle w:val="a5"/>
+      </w:pPr>
+      <w:r>
+        <w:t xml:space="preserve">4. </w:t>
+      </w:r>
+      <w:r>
+        <w:t xml:space="preserve">Сделать выводы по построенной модели. Сравнить полученные результаты с моделью в которой использовались все переменные (построенной в работе 5.1). </w:t>
+      </w:r>
+    </w:p>
+    <w:p>
+      <w:pPr>
+        <w:pStyle w:val="a5"/>
+      </w:pPr>
+      <w:r>
+        <w:t xml:space="preserve">Исходя из сравнительного анализ двух моделей можно увидеть, что удаление переменных из модели привело к снижению процента ошибки (с </w:t>
+      </w:r>
+      <w:r>
+        <w:t>15.25</w:t>
+      </w:r>
+      <w:r>
+        <w:t xml:space="preserve">% до </w:t>
+      </w:r>
+      <w:r>
+        <w:t>3.38</w:t>
+      </w:r>
+      <w:r>
+        <w:t>%)</w:t>
+      </w:r>
+    </w:p>
+    <w:p>
+      <w:pPr>
+        <w:pStyle w:val="a5"/>
+      </w:pPr>
+    </w:p>
+    <w:p>
+      <w:pPr>
+        <w:pStyle w:val="a5"/>
+      </w:pPr>
+      <w:r>
+        <w:t xml:space="preserve">5. </w:t>
+      </w:r>
+      <w:r>
+        <w:t>Добавить в выборку данные без классификации</w:t>
+      </w:r>
+      <w:r>
+        <w:t xml:space="preserve">, </w:t>
+      </w:r>
+      <w:r>
+        <w:t>используя дискриминантный анализ провести классификацию.</w:t>
+      </w:r>
+    </w:p>
+    <w:p>
+      <w:pPr>
+        <w:pStyle w:val="a5"/>
+        <w:ind w:firstLine="0"/>
+        <w:jc w:val="center"/>
+        <w:rPr>
+          <w:lang w:val="en-US"/>
+        </w:rPr>
+      </w:pPr>
+    </w:p>
+    <w:p>
+      <w:pPr>
+        <w:pStyle w:val="a5"/>
+        <w:ind w:firstLine="0"/>
+        <w:jc w:val="center"/>
+        <w:rPr>
+          <w:lang w:val="en-US"/>
+        </w:rPr>
+      </w:pPr>
+      <w:r>
+        <w:rPr>
+          <w:lang w:val="en-US"/>
+        </w:rPr>
+        <w:drawing>
+          <wp:inline distT="0" distB="0" distL="0" distR="0" wp14:anchorId="7367EA1C" wp14:editId="1AD79A8B">
+            <wp:extent cx="5940425" cy="754380"/>
+            <wp:effectExtent l="0" t="0" r="3175" b="7620"/>
+            <wp:docPr id="541399216" name="Рисунок 1"/>
+            <wp:cNvGraphicFramePr>
+              <a:graphicFrameLocks xmlns:a="http://schemas.openxmlformats.org/drawingml/2006/main" noChangeAspect="1"/>
+            </wp:cNvGraphicFramePr>
+            <a:graphic xmlns:a="http://schemas.openxmlformats.org/drawingml/2006/main">
+              <a:graphicData uri="http://schemas.openxmlformats.org/drawingml/2006/picture">
+                <pic:pic xmlns:pic="http://schemas.openxmlformats.org/drawingml/2006/picture">
+                  <pic:nvPicPr>
+                    <pic:cNvPr id="541399216" name=""/>
+                    <pic:cNvPicPr/>
+                  </pic:nvPicPr>
+                  <pic:blipFill>
+                    <a:blip r:embed="rId8"/>
+                    <a:stretch>
+                      <a:fillRect/>
+                    </a:stretch>
+                  </pic:blipFill>
+                  <pic:spPr>
+                    <a:xfrm>
+                      <a:off x="0" y="0"/>
+                      <a:ext cx="5940425" cy="754380"/>
+                    </a:xfrm>
+                    <a:prstGeom prst="rect">
+                      <a:avLst/>
+                    </a:prstGeom>
+                  </pic:spPr>
+                </pic:pic>
+              </a:graphicData>
+            </a:graphic>
+          </wp:inline>
+        </w:drawing>
+      </w:r>
+    </w:p>
+    <w:p>
+      <w:pPr>
+        <w:pStyle w:val="a5"/>
+        <w:ind w:firstLine="0"/>
+        <w:jc w:val="center"/>
+        <w:rPr>
+          <w:lang w:val="en-US"/>
+        </w:rPr>
+      </w:pPr>
+      <w:r>
+        <w:rPr>
+          <w:lang w:val="en-US"/>
+        </w:rPr>
+        <w:drawing>
+          <wp:inline distT="0" distB="0" distL="0" distR="0" wp14:anchorId="148D817C" wp14:editId="13AD3629">
+            <wp:extent cx="5201376" cy="847843"/>
+            <wp:effectExtent l="0" t="0" r="0" b="9525"/>
+            <wp:docPr id="1857888888" name="Рисунок 1"/>
+            <wp:cNvGraphicFramePr>
+              <a:graphicFrameLocks xmlns:a="http://schemas.openxmlformats.org/drawingml/2006/main" noChangeAspect="1"/>
+            </wp:cNvGraphicFramePr>
+            <a:graphic xmlns:a="http://schemas.openxmlformats.org/drawingml/2006/main">
+              <a:graphicData uri="http://schemas.openxmlformats.org/drawingml/2006/picture">
+                <pic:pic xmlns:pic="http://schemas.openxmlformats.org/drawingml/2006/picture">
+                  <pic:nvPicPr>
+                    <pic:cNvPr id="1857888888" name=""/>
+                    <pic:cNvPicPr/>
+                  </pic:nvPicPr>
+                  <pic:blipFill>
+                    <a:blip r:embed="rId9"/>
+                    <a:stretch>
+                      <a:fillRect/>
+                    </a:stretch>
+                  </pic:blipFill>
+                  <pic:spPr>
+                    <a:xfrm>
+                      <a:off x="0" y="0"/>
+                      <a:ext cx="5201376" cy="847843"/>
+                    </a:xfrm>
+                    <a:prstGeom prst="rect">
+                      <a:avLst/>
+                    </a:prstGeom>
+                  </pic:spPr>
+                </pic:pic>
+              </a:graphicData>
+            </a:graphic>
+          </wp:inline>
+        </w:drawing>
+      </w:r>
+    </w:p>
+    <w:p>
+      <w:pPr>
+        <w:pStyle w:val="a5"/>
+        <w:ind w:firstLine="0"/>
+        <w:jc w:val="center"/>
+      </w:pPr>
+      <w:r>
+        <w:t>Рисунок 5 – Данные без классификации</w:t>
+      </w:r>
     </w:p>
     <w:p>
       <w:pPr>
@@ -1377,6 +1926,16 @@
       <w:spacing w:val="5"/>
     </w:rPr>
   </w:style>
+  <w:style w:type="character" w:styleId="af0">
+    <w:name w:val="Placeholder Text"/>
+    <w:basedOn w:val="a0"/>
+    <w:uiPriority w:val="99"/>
+    <w:semiHidden/>
+    <w:rsid w:val="00683853"/>
+    <w:rPr>
+      <w:color w:val="666666"/>
+    </w:rPr>
+  </w:style>
 </w:styles>
 </file>
 

--- a/Интеллектуальный анализ данных/Лабораторные работы/ЛР5/Лабораторная работа 5_2.docx
+++ b/Интеллектуальный анализ данных/Лабораторные работы/ЛР5/Лабораторная работа 5_2.docx
@@ -1,6 +1,6 @@
 
 <file path=word/document.xml><?xml version="1.0" encoding="utf-8"?>
-<w:document xmlns:wpc="http://schemas.microsoft.com/office/word/2010/wordprocessingCanvas" xmlns:cx="http://schemas.microsoft.com/office/drawing/2014/chartex" xmlns:cx1="http://schemas.microsoft.com/office/drawing/2015/9/8/chartex" xmlns:cx2="http://schemas.microsoft.com/office/drawing/2015/10/21/chartex" xmlns:cx3="http://schemas.microsoft.com/office/drawing/2016/5/9/chartex" xmlns:cx4="http://schemas.microsoft.com/office/drawing/2016/5/10/chartex" xmlns:cx5="http://schemas.microsoft.com/office/drawing/2016/5/11/chartex" xmlns:cx6="http://schemas.microsoft.com/office/drawing/2016/5/12/chartex" xmlns:cx7="http://schemas.microsoft.com/office/drawing/2016/5/13/chartex" xmlns:cx8="http://schemas.microsoft.com/office/drawing/2016/5/14/chartex" xmlns:mc="http://schemas.openxmlformats.org/markup-compatibility/2006" xmlns:aink="http://schemas.microsoft.com/office/drawing/2016/ink" xmlns:am3d="http://schemas.microsoft.com/office/drawing/2017/model3d" xmlns:o="urn:schemas-microsoft-com:office:office" xmlns:oel="http://schemas.microsoft.com/office/2019/extlst" xmlns:r="http://schemas.openxmlformats.org/officeDocument/2006/relationships" xmlns:m="http://schemas.openxmlformats.org/officeDocument/2006/math" xmlns:v="urn:schemas-microsoft-com:vml" xmlns:wp14="http://schemas.microsoft.com/office/word/2010/wordprocessingDrawing" xmlns:wp="http://schemas.openxmlformats.org/drawingml/2006/wordprocessingDrawing" xmlns:w10="urn:schemas-microsoft-com:office:word" xmlns:w="http://schemas.openxmlformats.org/wordprocessingml/2006/main" xmlns:w14="http://schemas.microsoft.com/office/word/2010/wordml" xmlns:w15="http://schemas.microsoft.com/office/word/2012/wordml" xmlns:w16cex="http://schemas.microsoft.com/office/word/2018/wordml/cex" xmlns:w16cid="http://schemas.microsoft.com/office/word/2016/wordml/cid" xmlns:w16="http://schemas.microsoft.com/office/word/2018/wordml" xmlns:w16du="http://schemas.microsoft.com/office/word/2023/wordml/word16du" xmlns:w16sdtdh="http://schemas.microsoft.com/office/word/2020/wordml/sdtdatahash" xmlns:w16sdtfl="http://schemas.microsoft.com/office/word/2024/wordml/sdtformatlock" xmlns:w16se="http://schemas.microsoft.com/office/word/2015/wordml/symex" xmlns:wpg="http://schemas.microsoft.com/office/word/2010/wordprocessingGroup" xmlns:wpi="http://schemas.microsoft.com/office/word/2010/wordprocessingInk" xmlns:wne="http://schemas.microsoft.com/office/word/2006/wordml" xmlns:wps="http://schemas.microsoft.com/office/word/2010/wordprocessingShape" mc:Ignorable="w14 w15 w16se w16cid w16 w16cex w16sdtdh w16sdtfl w16du wp14">
+<w:document xmlns:wpc="http://schemas.microsoft.com/office/word/2010/wordprocessingCanvas" xmlns:cx="http://schemas.microsoft.com/office/drawing/2014/chartex" xmlns:cx1="http://schemas.microsoft.com/office/drawing/2015/9/8/chartex" xmlns:cx2="http://schemas.microsoft.com/office/drawing/2015/10/21/chartex" xmlns:cx3="http://schemas.microsoft.com/office/drawing/2016/5/9/chartex" xmlns:cx4="http://schemas.microsoft.com/office/drawing/2016/5/10/chartex" xmlns:cx5="http://schemas.microsoft.com/office/drawing/2016/5/11/chartex" xmlns:cx6="http://schemas.microsoft.com/office/drawing/2016/5/12/chartex" xmlns:cx7="http://schemas.microsoft.com/office/drawing/2016/5/13/chartex" xmlns:cx8="http://schemas.microsoft.com/office/drawing/2016/5/14/chartex" xmlns:mc="http://schemas.openxmlformats.org/markup-compatibility/2006" xmlns:aink="http://schemas.microsoft.com/office/drawing/2016/ink" xmlns:am3d="http://schemas.microsoft.com/office/drawing/2017/model3d" xmlns:o="urn:schemas-microsoft-com:office:office" xmlns:r="http://schemas.openxmlformats.org/officeDocument/2006/relationships" xmlns:m="http://schemas.openxmlformats.org/officeDocument/2006/math" xmlns:v="urn:schemas-microsoft-com:vml" xmlns:wp14="http://schemas.microsoft.com/office/word/2010/wordprocessingDrawing" xmlns:wp="http://schemas.openxmlformats.org/drawingml/2006/wordprocessingDrawing" xmlns:w10="urn:schemas-microsoft-com:office:word" xmlns:w="http://schemas.openxmlformats.org/wordprocessingml/2006/main" xmlns:w14="http://schemas.microsoft.com/office/word/2010/wordml" xmlns:w15="http://schemas.microsoft.com/office/word/2012/wordml" xmlns:w16cex="http://schemas.microsoft.com/office/word/2018/wordml/cex" xmlns:w16cid="http://schemas.microsoft.com/office/word/2016/wordml/cid" xmlns:w16="http://schemas.microsoft.com/office/word/2018/wordml" xmlns:w16sdtdh="http://schemas.microsoft.com/office/word/2020/wordml/sdtdatahash" xmlns:w16se="http://schemas.microsoft.com/office/word/2015/wordml/symex" xmlns:wpg="http://schemas.microsoft.com/office/word/2010/wordprocessingGroup" xmlns:wpi="http://schemas.microsoft.com/office/word/2010/wordprocessingInk" xmlns:wne="http://schemas.microsoft.com/office/word/2006/wordml" xmlns:wps="http://schemas.microsoft.com/office/word/2010/wordprocessingShape" mc:Ignorable="w14 w15 w16se w16cid w16 w16cex w16sdtdh wp14">
   <w:body>
     <w:p>
       <w:pPr>
@@ -218,6 +218,7 @@
       </w:pPr>
       <w:r>
         <w:rPr>
+          <w:noProof/>
           <w:lang w:val="en-US"/>
         </w:rPr>
         <w:drawing>
@@ -288,13 +289,16 @@
         <w:t xml:space="preserve">т использоваться только </w:t>
       </w:r>
       <w:r>
-        <w:t xml:space="preserve">две </w:t>
+        <w:t>одна</w:t>
+      </w:r>
+      <w:r>
+        <w:t xml:space="preserve"> </w:t>
       </w:r>
       <w:r>
         <w:t>переменн</w:t>
       </w:r>
       <w:r>
-        <w:t>ые</w:t>
+        <w:t>ая</w:t>
       </w:r>
       <w:r>
         <w:t xml:space="preserve"> </w:t>
@@ -303,24 +307,12 @@
         <w:t>«</w:t>
       </w:r>
       <w:r>
-        <w:t>Продолжительность жизни</w:t>
+        <w:t>ВВП на душу населения</w:t>
       </w:r>
       <w:r>
         <w:t>»</w:t>
       </w:r>
       <w:r>
-        <w:t xml:space="preserve"> и </w:t>
-      </w:r>
-      <w:r>
-        <w:t>«</w:t>
-      </w:r>
-      <w:r>
-        <w:t>Монетизация экономики</w:t>
-      </w:r>
-      <w:r>
-        <w:t>»</w:t>
-      </w:r>
-      <w:r>
         <w:t>.</w:t>
       </w:r>
     </w:p>
@@ -353,6 +345,9 @@
         </w:rPr>
       </w:pPr>
       <w:r>
+        <w:rPr>
+          <w:noProof/>
+        </w:rPr>
         <w:drawing>
           <wp:inline distT="0" distB="0" distL="0" distR="0" wp14:anchorId="28205D0B" wp14:editId="7C9E441C">
             <wp:extent cx="3115110" cy="2276793"/>
@@ -410,9 +405,6 @@
       <w:pPr>
         <w:pStyle w:val="a5"/>
         <w:ind w:firstLine="0"/>
-        <w:rPr>
-          <w:lang w:val="en-US"/>
-        </w:rPr>
       </w:pPr>
       <w:r>
         <w:tab/>
@@ -426,9 +418,6 @@
       <w:pPr>
         <w:pStyle w:val="a5"/>
         <w:ind w:firstLine="0"/>
-        <w:rPr>
-          <w:lang w:val="en-US"/>
-        </w:rPr>
       </w:pPr>
     </w:p>
     <w:p>
@@ -571,6 +560,7 @@
       <w:r>
         <w:rPr>
           <w:i/>
+          <w:noProof/>
           <w:lang w:val="en-US"/>
         </w:rPr>
         <w:drawing>
@@ -667,11 +657,12 @@
       <w:r>
         <w:rPr>
           <w:i/>
+          <w:noProof/>
           <w:lang w:val="en-US"/>
         </w:rPr>
         <w:drawing>
-          <wp:inline distT="0" distB="0" distL="0" distR="0" wp14:anchorId="6A7F825C" wp14:editId="38B8E701">
-            <wp:extent cx="4610743" cy="2267266"/>
+          <wp:inline distT="0" distB="0" distL="0" distR="0" wp14:anchorId="6A7F825C" wp14:editId="0DB8B5B6">
+            <wp:extent cx="4381500" cy="2154539"/>
             <wp:effectExtent l="0" t="0" r="0" b="0"/>
             <wp:docPr id="174645253" name="Рисунок 1"/>
             <wp:cNvGraphicFramePr>
@@ -693,7 +684,7 @@
                   <pic:spPr>
                     <a:xfrm>
                       <a:off x="0" y="0"/>
-                      <a:ext cx="4610743" cy="2267266"/>
+                      <a:ext cx="4384273" cy="2155902"/>
                     </a:xfrm>
                     <a:prstGeom prst="rect">
                       <a:avLst/>
@@ -751,10 +742,7 @@
         <w:pStyle w:val="a5"/>
       </w:pPr>
       <w:r>
-        <w:t xml:space="preserve">4. </w:t>
-      </w:r>
-      <w:r>
-        <w:t xml:space="preserve">Сделать выводы по построенной модели. Сравнить полученные результаты с моделью в которой использовались все переменные (построенной в работе 5.1). </w:t>
+        <w:t xml:space="preserve">4. Сделать выводы по построенной модели. Сравнить полученные результаты с моделью в которой использовались все переменные (построенной в работе 5.1). </w:t>
       </w:r>
     </w:p>
     <w:p>
@@ -804,29 +792,27 @@
         <w:pStyle w:val="a5"/>
         <w:ind w:firstLine="0"/>
         <w:jc w:val="center"/>
+      </w:pPr>
+    </w:p>
+    <w:p>
+      <w:pPr>
+        <w:pStyle w:val="a5"/>
+        <w:ind w:firstLine="0"/>
+        <w:jc w:val="center"/>
         <w:rPr>
           <w:lang w:val="en-US"/>
         </w:rPr>
       </w:pPr>
-    </w:p>
-    <w:p>
-      <w:pPr>
-        <w:pStyle w:val="a5"/>
-        <w:ind w:firstLine="0"/>
-        <w:jc w:val="center"/>
-        <w:rPr>
+      <w:r>
+        <w:rPr>
+          <w:noProof/>
           <w:lang w:val="en-US"/>
         </w:rPr>
-      </w:pPr>
-      <w:r>
-        <w:rPr>
-          <w:lang w:val="en-US"/>
-        </w:rPr>
         <w:drawing>
-          <wp:inline distT="0" distB="0" distL="0" distR="0" wp14:anchorId="7367EA1C" wp14:editId="1AD79A8B">
-            <wp:extent cx="5940425" cy="754380"/>
-            <wp:effectExtent l="0" t="0" r="3175" b="7620"/>
-            <wp:docPr id="541399216" name="Рисунок 1"/>
+          <wp:inline distT="0" distB="0" distL="0" distR="0" wp14:anchorId="69D4C798" wp14:editId="22F9FA12">
+            <wp:extent cx="5144218" cy="543001"/>
+            <wp:effectExtent l="0" t="0" r="0" b="9525"/>
+            <wp:docPr id="3" name="Рисунок 3"/>
             <wp:cNvGraphicFramePr>
               <a:graphicFrameLocks xmlns:a="http://schemas.openxmlformats.org/drawingml/2006/main" noChangeAspect="1"/>
             </wp:cNvGraphicFramePr>
@@ -834,7 +820,7 @@
               <a:graphicData uri="http://schemas.openxmlformats.org/drawingml/2006/picture">
                 <pic:pic xmlns:pic="http://schemas.openxmlformats.org/drawingml/2006/picture">
                   <pic:nvPicPr>
-                    <pic:cNvPr id="541399216" name=""/>
+                    <pic:cNvPr id="1" name=""/>
                     <pic:cNvPicPr/>
                   </pic:nvPicPr>
                   <pic:blipFill>
@@ -846,7 +832,7 @@
                   <pic:spPr>
                     <a:xfrm>
                       <a:off x="0" y="0"/>
-                      <a:ext cx="5940425" cy="754380"/>
+                      <a:ext cx="5144218" cy="543001"/>
                     </a:xfrm>
                     <a:prstGeom prst="rect">
                       <a:avLst/>
@@ -870,13 +856,14 @@
       </w:pPr>
       <w:r>
         <w:rPr>
+          <w:noProof/>
           <w:lang w:val="en-US"/>
         </w:rPr>
         <w:drawing>
-          <wp:inline distT="0" distB="0" distL="0" distR="0" wp14:anchorId="148D817C" wp14:editId="13AD3629">
-            <wp:extent cx="5201376" cy="847843"/>
-            <wp:effectExtent l="0" t="0" r="0" b="9525"/>
-            <wp:docPr id="1857888888" name="Рисунок 1"/>
+          <wp:inline distT="0" distB="0" distL="0" distR="0" wp14:anchorId="4D9D5324" wp14:editId="2158E300">
+            <wp:extent cx="5940425" cy="367665"/>
+            <wp:effectExtent l="0" t="0" r="3175" b="0"/>
+            <wp:docPr id="4" name="Рисунок 4"/>
             <wp:cNvGraphicFramePr>
               <a:graphicFrameLocks xmlns:a="http://schemas.openxmlformats.org/drawingml/2006/main" noChangeAspect="1"/>
             </wp:cNvGraphicFramePr>
@@ -884,7 +871,7 @@
               <a:graphicData uri="http://schemas.openxmlformats.org/drawingml/2006/picture">
                 <pic:pic xmlns:pic="http://schemas.openxmlformats.org/drawingml/2006/picture">
                   <pic:nvPicPr>
-                    <pic:cNvPr id="1857888888" name=""/>
+                    <pic:cNvPr id="1" name=""/>
                     <pic:cNvPicPr/>
                   </pic:nvPicPr>
                   <pic:blipFill>
@@ -896,7 +883,7 @@
                   <pic:spPr>
                     <a:xfrm>
                       <a:off x="0" y="0"/>
-                      <a:ext cx="5201376" cy="847843"/>
+                      <a:ext cx="5940425" cy="367665"/>
                     </a:xfrm>
                     <a:prstGeom prst="rect">
                       <a:avLst/>
@@ -925,6 +912,272 @@
         <w:ind w:firstLine="0"/>
         <w:jc w:val="center"/>
       </w:pPr>
+    </w:p>
+    <w:p>
+      <w:pPr>
+        <w:pStyle w:val="a5"/>
+        <w:ind w:firstLine="0"/>
+        <w:jc w:val="center"/>
+      </w:pPr>
+      <w:r>
+        <w:rPr>
+          <w:noProof/>
+        </w:rPr>
+        <w:drawing>
+          <wp:inline distT="0" distB="0" distL="0" distR="0" wp14:anchorId="140AA646" wp14:editId="15917524">
+            <wp:extent cx="5940425" cy="290830"/>
+            <wp:effectExtent l="0" t="0" r="3175" b="0"/>
+            <wp:docPr id="1" name="Рисунок 1"/>
+            <wp:cNvGraphicFramePr>
+              <a:graphicFrameLocks xmlns:a="http://schemas.openxmlformats.org/drawingml/2006/main" noChangeAspect="1"/>
+            </wp:cNvGraphicFramePr>
+            <a:graphic xmlns:a="http://schemas.openxmlformats.org/drawingml/2006/main">
+              <a:graphicData uri="http://schemas.openxmlformats.org/drawingml/2006/picture">
+                <pic:pic xmlns:pic="http://schemas.openxmlformats.org/drawingml/2006/picture">
+                  <pic:nvPicPr>
+                    <pic:cNvPr id="1" name=""/>
+                    <pic:cNvPicPr/>
+                  </pic:nvPicPr>
+                  <pic:blipFill>
+                    <a:blip r:embed="rId10"/>
+                    <a:stretch>
+                      <a:fillRect/>
+                    </a:stretch>
+                  </pic:blipFill>
+                  <pic:spPr>
+                    <a:xfrm>
+                      <a:off x="0" y="0"/>
+                      <a:ext cx="5940425" cy="290830"/>
+                    </a:xfrm>
+                    <a:prstGeom prst="rect">
+                      <a:avLst/>
+                    </a:prstGeom>
+                  </pic:spPr>
+                </pic:pic>
+              </a:graphicData>
+            </a:graphic>
+          </wp:inline>
+        </w:drawing>
+      </w:r>
+    </w:p>
+    <w:p>
+      <w:pPr>
+        <w:pStyle w:val="a5"/>
+        <w:ind w:firstLine="0"/>
+        <w:jc w:val="center"/>
+        <w:rPr>
+          <w:iCs/>
+        </w:rPr>
+      </w:pPr>
+      <w:r>
+        <w:t xml:space="preserve">Рисунок 6 </w:t>
+      </w:r>
+      <w:r>
+        <w:rPr>
+          <w:iCs/>
+        </w:rPr>
+        <w:t>–</w:t>
+      </w:r>
+      <w:r>
+        <w:rPr>
+          <w:iCs/>
+        </w:rPr>
+        <w:t xml:space="preserve"> Результат полученной классификации</w:t>
+      </w:r>
+    </w:p>
+    <w:p>
+      <w:pPr>
+        <w:pStyle w:val="a5"/>
+        <w:ind w:firstLine="0"/>
+        <w:jc w:val="center"/>
+      </w:pPr>
+      <w:r>
+        <w:rPr>
+          <w:noProof/>
+        </w:rPr>
+        <w:lastRenderedPageBreak/>
+        <w:drawing>
+          <wp:inline distT="0" distB="0" distL="0" distR="0" wp14:anchorId="5AF13872" wp14:editId="730F60E0">
+            <wp:extent cx="2715004" cy="1028844"/>
+            <wp:effectExtent l="0" t="0" r="0" b="0"/>
+            <wp:docPr id="2" name="Рисунок 2"/>
+            <wp:cNvGraphicFramePr>
+              <a:graphicFrameLocks xmlns:a="http://schemas.openxmlformats.org/drawingml/2006/main" noChangeAspect="1"/>
+            </wp:cNvGraphicFramePr>
+            <a:graphic xmlns:a="http://schemas.openxmlformats.org/drawingml/2006/main">
+              <a:graphicData uri="http://schemas.openxmlformats.org/drawingml/2006/picture">
+                <pic:pic xmlns:pic="http://schemas.openxmlformats.org/drawingml/2006/picture">
+                  <pic:nvPicPr>
+                    <pic:cNvPr id="1" name=""/>
+                    <pic:cNvPicPr/>
+                  </pic:nvPicPr>
+                  <pic:blipFill>
+                    <a:blip r:embed="rId11"/>
+                    <a:stretch>
+                      <a:fillRect/>
+                    </a:stretch>
+                  </pic:blipFill>
+                  <pic:spPr>
+                    <a:xfrm>
+                      <a:off x="0" y="0"/>
+                      <a:ext cx="2715004" cy="1028844"/>
+                    </a:xfrm>
+                    <a:prstGeom prst="rect">
+                      <a:avLst/>
+                    </a:prstGeom>
+                  </pic:spPr>
+                </pic:pic>
+              </a:graphicData>
+            </a:graphic>
+          </wp:inline>
+        </w:drawing>
+      </w:r>
+    </w:p>
+    <w:p>
+      <w:pPr>
+        <w:pStyle w:val="a5"/>
+        <w:ind w:firstLine="0"/>
+        <w:jc w:val="center"/>
+      </w:pPr>
+      <w:r>
+        <w:t xml:space="preserve">Рисунок </w:t>
+      </w:r>
+      <w:r>
+        <w:t>7</w:t>
+      </w:r>
+      <w:r>
+        <w:t xml:space="preserve"> </w:t>
+      </w:r>
+      <w:r>
+        <w:rPr>
+          <w:iCs/>
+        </w:rPr>
+        <w:t>–</w:t>
+      </w:r>
+      <w:r>
+        <w:t xml:space="preserve"> Матрица неточностей для </w:t>
+      </w:r>
+      <w:r>
+        <w:t>выборки без классификации</w:t>
+      </w:r>
+    </w:p>
+    <w:p>
+      <w:pPr>
+        <w:pStyle w:val="a5"/>
+        <w:ind w:firstLine="0"/>
+      </w:pPr>
+    </w:p>
+    <w:p>
+      <w:pPr>
+        <w:pStyle w:val="a5"/>
+        <w:ind w:firstLine="0"/>
+      </w:pPr>
+      <w:r>
+        <w:tab/>
+        <w:t xml:space="preserve">Исходя из данных полученных при получении классификаций </w:t>
+      </w:r>
+      <w:r>
+        <w:t>(</w:t>
+      </w:r>
+      <w:r>
+        <w:t>Рисунок 6</w:t>
+      </w:r>
+      <w:r>
+        <w:t>)</w:t>
+      </w:r>
+      <w:r>
+        <w:t xml:space="preserve"> и матрицы неточностей (Рисунок 7) можно заявить, что натренированная модель определила </w:t>
+      </w:r>
+      <w:r>
+        <w:rPr>
+          <w:lang w:val="en-US"/>
+        </w:rPr>
+        <w:t>rand</w:t>
+      </w:r>
+      <w:r>
+        <w:t xml:space="preserve">_1 </w:t>
+      </w:r>
+      <w:r>
+        <w:t xml:space="preserve">к </w:t>
+      </w:r>
+      <w:r>
+        <w:t>четвёртому</w:t>
+      </w:r>
+      <w:r>
+        <w:t xml:space="preserve"> кластеру, а </w:t>
+      </w:r>
+      <w:r>
+        <w:rPr>
+          <w:lang w:val="en-US"/>
+        </w:rPr>
+        <w:t>rand</w:t>
+      </w:r>
+      <w:r>
+        <w:t xml:space="preserve">_2 </w:t>
+      </w:r>
+      <w:r>
+        <w:t xml:space="preserve">к </w:t>
+      </w:r>
+      <w:r>
+        <w:t>второму</w:t>
+      </w:r>
+      <w:r>
+        <w:t>.</w:t>
+      </w:r>
+    </w:p>
+    <w:p>
+      <w:pPr>
+        <w:pStyle w:val="a5"/>
+        <w:ind w:firstLine="0"/>
+      </w:pPr>
+    </w:p>
+    <w:p>
+      <w:pPr>
+        <w:pStyle w:val="a5"/>
+        <w:ind w:firstLine="0"/>
+      </w:pPr>
+      <w:r>
+        <w:tab/>
+        <w:t>Вывод</w:t>
+      </w:r>
+      <w:r>
+        <w:t>:</w:t>
+      </w:r>
+    </w:p>
+    <w:p>
+      <w:pPr>
+        <w:pStyle w:val="a5"/>
+      </w:pPr>
+      <w:r>
+        <w:t>В ходе лабораторной работы были з</w:t>
+      </w:r>
+      <w:r>
+        <w:t>акреп</w:t>
+      </w:r>
+      <w:r>
+        <w:t>лены</w:t>
+      </w:r>
+      <w:r>
+        <w:t xml:space="preserve"> теоретические знания и приобрет</w:t>
+      </w:r>
+      <w:r>
+        <w:t>ены</w:t>
+      </w:r>
+      <w:r>
+        <w:t xml:space="preserve"> практические навыки в проведении дискриминантного анализа по экспериментальным данным</w:t>
+      </w:r>
+      <w:r>
+        <w:t>, а также</w:t>
+      </w:r>
+      <w:r>
+        <w:t xml:space="preserve"> исследова</w:t>
+      </w:r>
+      <w:r>
+        <w:t>ны</w:t>
+      </w:r>
+      <w:r>
+        <w:t xml:space="preserve"> возможности языка R для проведения дискриминантного анализа.</w:t>
+      </w:r>
     </w:p>
     <w:sectPr>
       <w:pgSz w:w="11906" w:h="16838"/>
@@ -937,7 +1190,7 @@
 </file>
 
 <file path=word/styles.xml><?xml version="1.0" encoding="utf-8"?>
-<w:styles xmlns:mc="http://schemas.openxmlformats.org/markup-compatibility/2006" xmlns:r="http://schemas.openxmlformats.org/officeDocument/2006/relationships" xmlns:w="http://schemas.openxmlformats.org/wordprocessingml/2006/main" xmlns:w14="http://schemas.microsoft.com/office/word/2010/wordml" xmlns:w15="http://schemas.microsoft.com/office/word/2012/wordml" xmlns:w16cex="http://schemas.microsoft.com/office/word/2018/wordml/cex" xmlns:w16cid="http://schemas.microsoft.com/office/word/2016/wordml/cid" xmlns:w16="http://schemas.microsoft.com/office/word/2018/wordml" xmlns:w16du="http://schemas.microsoft.com/office/word/2023/wordml/word16du" xmlns:w16sdtdh="http://schemas.microsoft.com/office/word/2020/wordml/sdtdatahash" xmlns:w16sdtfl="http://schemas.microsoft.com/office/word/2024/wordml/sdtformatlock" xmlns:w16se="http://schemas.microsoft.com/office/word/2015/wordml/symex" mc:Ignorable="w14 w15 w16se w16cid w16 w16cex w16sdtdh w16sdtfl w16du">
+<w:styles xmlns:mc="http://schemas.openxmlformats.org/markup-compatibility/2006" xmlns:r="http://schemas.openxmlformats.org/officeDocument/2006/relationships" xmlns:w="http://schemas.openxmlformats.org/wordprocessingml/2006/main" xmlns:w14="http://schemas.microsoft.com/office/word/2010/wordml" xmlns:w15="http://schemas.microsoft.com/office/word/2012/wordml" xmlns:w16cex="http://schemas.microsoft.com/office/word/2018/wordml/cex" xmlns:w16cid="http://schemas.microsoft.com/office/word/2016/wordml/cid" xmlns:w16="http://schemas.microsoft.com/office/word/2018/wordml" xmlns:w16sdtdh="http://schemas.microsoft.com/office/word/2020/wordml/sdtdatahash" xmlns:w16se="http://schemas.microsoft.com/office/word/2015/wordml/symex" mc:Ignorable="w14 w15 w16se w16cid w16 w16cex w16sdtdh">
   <w:docDefaults>
     <w:rPrDefault>
       <w:rPr>
@@ -1545,6 +1798,7 @@
   <w:style w:type="character" w:default="1" w:styleId="a0">
     <w:name w:val="Default Paragraph Font"/>
     <w:uiPriority w:val="1"/>
+    <w:semiHidden/>
     <w:unhideWhenUsed/>
   </w:style>
   <w:style w:type="table" w:default="1" w:styleId="a1">
